--- a/学习录/第5课_循环.docx
+++ b/学习录/第5课_循环.docx
@@ -2031,7 +2031,7 @@
           <w:color w:val="27AE60"/>
           <w:sz w:val="19"/>
         </w:rPr>
-        <w:t xml:space="preserve">          print(f"{j}*{i}={i*j}",end="\t")</w:t>
+        <w:t xml:space="preserve">          print(f"{j}*{i}={i*j}")</w:t>
       </w:r>
     </w:p>
     <w:p>
